--- a/assets/img/Kareem_Mohamed_CV.docx
+++ b/assets/img/Kareem_Mohamed_CV.docx
@@ -13,10 +13,19 @@
         <w:t>Kareem Mohamed</w:t>
       </w:r>
       <w:r>
+        <w:rPr>
+          <w:rStyle w:val="Strong"/>
+        </w:rPr>
+        <w:t xml:space="preserve"> Yousef</w:t>
+      </w:r>
+      <w:r>
         <w:br/>
       </w:r>
       <w:r>
-        <w:t>Computer Science Student</w:t>
+        <w:t xml:space="preserve">Computer Science </w:t>
+      </w:r>
+      <w:r>
+        <w:t>Undergraduate</w:t>
       </w:r>
     </w:p>
     <w:p>
@@ -154,8 +163,8 @@
         <w:rPr>
           <w:noProof/>
         </w:rPr>
-        <w:pict w14:anchorId="778A78DD">
-          <v:rect id="_x0000_i1033" alt="" style="width:367.85pt;height:.05pt;mso-width-percent:0;mso-height-percent:0;mso-width-percent:0;mso-height-percent:0" o:hrpct="786" o:hralign="center" o:hrstd="t" o:hr="t" fillcolor="#a0a0a0" stroked="f"/>
+        <w:pict w14:anchorId="42D580EA">
+          <v:rect id="_x0000_i1033" alt="" style="width:339.75pt;height:.05pt;mso-width-percent:0;mso-height-percent:0;mso-width-percent:0;mso-height-percent:0" o:hrpct="726" o:hralign="center" o:hrstd="t" o:hr="t" fillcolor="#a0a0a0" stroked="f"/>
         </w:pict>
       </w:r>
     </w:p>
@@ -170,9 +179,22 @@
     <w:p>
       <w:pPr>
         <w:pStyle w:val="NormalWeb"/>
-      </w:pPr>
-      <w:r>
-        <w:t>Motivated third-year Computer Science student at AAST South Valley with a strong passion for Machine Learning, Deep Learning, and Software Development. Solid foundation in designing and implementing machine learning models, neural networks, and software engineering principles. Strong problem-solving, teamwork, and leadership skills. Active contributor to technical communities like GDSC and ICPC, with a commitment to continuous learning, mentoring, and innovation.</w:t>
+        <w:jc w:val="both"/>
+      </w:pPr>
+      <w:r>
+        <w:t xml:space="preserve">Motivated </w:t>
+      </w:r>
+      <w:r>
+        <w:t>Fourth</w:t>
+      </w:r>
+      <w:r>
+        <w:t xml:space="preserve">-year Computer Science student at AAST South Valley with a strong passion for Machine Learning, Deep Learning, and Software Development. Solid foundation in designing and implementing machine learning models, neural networks, and software engineering principles. Strong problem-solving, teamwork, and leadership skills. Active contributor to technical communities like </w:t>
+      </w:r>
+      <w:r>
+        <w:t>GDGoc</w:t>
+      </w:r>
+      <w:r>
+        <w:t xml:space="preserve"> and ICPC, with a commitment to continuous learning, mentoring, and innovation.</w:t>
       </w:r>
     </w:p>
     <w:p>
@@ -180,8 +202,8 @@
         <w:rPr>
           <w:noProof/>
         </w:rPr>
-        <w:pict w14:anchorId="164BB84A">
-          <v:rect id="_x0000_i1032" alt="" style="width:367.85pt;height:.05pt;mso-width-percent:0;mso-height-percent:0;mso-width-percent:0;mso-height-percent:0" o:hrpct="786" o:hralign="center" o:hrstd="t" o:hr="t" fillcolor="#a0a0a0" stroked="f"/>
+        <w:pict w14:anchorId="004BBD27">
+          <v:rect id="_x0000_i1032" alt="" style="width:339.75pt;height:.05pt;mso-width-percent:0;mso-height-percent:0;mso-width-percent:0;mso-height-percent:0" o:hrpct="726" o:hralign="center" o:hrstd="t" o:hr="t" fillcolor="#a0a0a0" stroked="f"/>
         </w:pict>
       </w:r>
     </w:p>
@@ -227,7 +249,10 @@
         <w:t>GPA:</w:t>
       </w:r>
       <w:r>
-        <w:t xml:space="preserve"> 3.3</w:t>
+        <w:t xml:space="preserve"> 3.</w:t>
+      </w:r>
+      <w:r>
+        <w:t>4</w:t>
       </w:r>
     </w:p>
     <w:p>
@@ -235,8 +260,8 @@
         <w:rPr>
           <w:noProof/>
         </w:rPr>
-        <w:pict w14:anchorId="71E9A80D">
-          <v:rect id="_x0000_i1031" alt="" style="width:367.85pt;height:.05pt;mso-width-percent:0;mso-height-percent:0;mso-width-percent:0;mso-height-percent:0" o:hrpct="786" o:hralign="center" o:hrstd="t" o:hr="t" fillcolor="#a0a0a0" stroked="f"/>
+        <w:pict w14:anchorId="4A3CC1FF">
+          <v:rect id="_x0000_i1031" alt="" style="width:339.75pt;height:.05pt;mso-width-percent:0;mso-height-percent:0;mso-width-percent:0;mso-height-percent:0" o:hrpct="726" o:hralign="center" o:hrstd="t" o:hr="t" fillcolor="#a0a0a0" stroked="f"/>
         </w:pict>
       </w:r>
     </w:p>
@@ -271,7 +296,7 @@
         <w:t>Frameworks &amp; Libraries:</w:t>
       </w:r>
       <w:r>
-        <w:t xml:space="preserve"> TensorFlow, PyTorch, Scikit-learn, Pandas, NumPy, Matplotlib</w:t>
+        <w:t xml:space="preserve"> PyTorch, Scikit-learn, Pandas, NumPy, Matplotlib</w:t>
       </w:r>
       <w:r>
         <w:br/>
@@ -283,7 +308,7 @@
         <w:t>Machine Learning/DL Techniques:</w:t>
       </w:r>
       <w:r>
-        <w:t xml:space="preserve"> Supervised Learning, Deep Learning Architectures (CNNs, MLPs), Model Regularization (Ridge, Lasso, ElasticNet), Feature Engineering, Transfer Learning</w:t>
+        <w:t xml:space="preserve"> Supervised Learning, Deep Learning Architectures (CNNs, MLPs), Model Regularization, Feature Engineering, Transfer Learning</w:t>
       </w:r>
       <w:r>
         <w:br/>
@@ -303,8 +328,8 @@
         <w:rPr>
           <w:noProof/>
         </w:rPr>
-        <w:pict w14:anchorId="2BE0EB44">
-          <v:rect id="_x0000_i1030" alt="" style="width:367.85pt;height:.05pt;mso-width-percent:0;mso-height-percent:0;mso-width-percent:0;mso-height-percent:0" o:hrpct="786" o:hralign="center" o:hrstd="t" o:hr="t" fillcolor="#a0a0a0" stroked="f"/>
+        <w:pict w14:anchorId="6C750518">
+          <v:rect id="_x0000_i1030" alt="" style="width:339.75pt;height:.05pt;mso-width-percent:0;mso-height-percent:0;mso-width-percent:0;mso-height-percent:0" o:hrpct="726" o:hralign="center" o:hrstd="t" o:hr="t" fillcolor="#a0a0a0" stroked="f"/>
         </w:pict>
       </w:r>
     </w:p>
@@ -336,7 +361,14 @@
           <w:rStyle w:val="Emphasis"/>
           <w:rFonts w:eastAsiaTheme="majorEastAsia"/>
         </w:rPr>
-        <w:t>Oct 2024 – Present</w:t>
+        <w:t xml:space="preserve">Oct 2024 – </w:t>
+      </w:r>
+      <w:r>
+        <w:rPr>
+          <w:rStyle w:val="Emphasis"/>
+          <w:rFonts w:eastAsiaTheme="majorEastAsia"/>
+        </w:rPr>
+        <w:t>Jun 2025</w:t>
       </w:r>
     </w:p>
     <w:p>
@@ -346,6 +378,7 @@
           <w:ilvl w:val="0"/>
           <w:numId w:val="10"/>
         </w:numPr>
+        <w:jc w:val="both"/>
       </w:pPr>
       <w:r>
         <w:t>Led sessions on Machine Learning and Deep Learning fundamentals.</w:t>
@@ -358,6 +391,7 @@
           <w:ilvl w:val="0"/>
           <w:numId w:val="10"/>
         </w:numPr>
+        <w:jc w:val="both"/>
       </w:pPr>
       <w:r>
         <w:t>Mentored students through hands-on projects and coding workshops.</w:t>
@@ -370,6 +404,7 @@
           <w:ilvl w:val="0"/>
           <w:numId w:val="10"/>
         </w:numPr>
+        <w:jc w:val="both"/>
       </w:pPr>
       <w:r>
         <w:t>Developed machine learning-based applications as part of academic and personal initiatives.</w:t>
@@ -404,6 +439,7 @@
           <w:ilvl w:val="0"/>
           <w:numId w:val="11"/>
         </w:numPr>
+        <w:jc w:val="both"/>
       </w:pPr>
       <w:r>
         <w:t>Contributed to front-end development projects.</w:t>
@@ -416,6 +452,7 @@
           <w:ilvl w:val="0"/>
           <w:numId w:val="11"/>
         </w:numPr>
+        <w:jc w:val="both"/>
       </w:pPr>
       <w:r>
         <w:t>Built responsive web applications using HTML, CSS, and JavaScript.</w:t>
@@ -450,6 +487,7 @@
           <w:ilvl w:val="0"/>
           <w:numId w:val="12"/>
         </w:numPr>
+        <w:jc w:val="both"/>
       </w:pPr>
       <w:r>
         <w:t>Practiced competitive programming in C/C++.</w:t>
@@ -462,6 +500,7 @@
           <w:ilvl w:val="0"/>
           <w:numId w:val="12"/>
         </w:numPr>
+        <w:jc w:val="both"/>
       </w:pPr>
       <w:r>
         <w:t>Strengthened algorithmic thinking, problem-solving, and collaboration skills through team contests.</w:t>
@@ -472,8 +511,8 @@
         <w:rPr>
           <w:noProof/>
         </w:rPr>
-        <w:pict w14:anchorId="6EAE62CC">
-          <v:rect id="_x0000_i1029" alt="" style="width:367.85pt;height:.05pt;mso-width-percent:0;mso-height-percent:0;mso-width-percent:0;mso-height-percent:0" o:hrpct="786" o:hralign="center" o:hrstd="t" o:hr="t" fillcolor="#a0a0a0" stroked="f"/>
+        <w:pict w14:anchorId="3077E13D">
+          <v:rect id="_x0000_i1029" alt="" style="width:339.75pt;height:.05pt;mso-width-percent:0;mso-height-percent:0;mso-width-percent:0;mso-height-percent:0" o:hrpct="726" o:hralign="center" o:hrstd="t" o:hr="t" fillcolor="#a0a0a0" stroked="f"/>
         </w:pict>
       </w:r>
     </w:p>
@@ -484,6 +523,467 @@
       <w:r>
         <w:t>PROJECTS</w:t>
       </w:r>
+    </w:p>
+    <w:p>
+      <w:pPr>
+        <w:spacing w:before="100" w:beforeAutospacing="1" w:after="100" w:afterAutospacing="1"/>
+        <w:outlineLvl w:val="1"/>
+        <w:rPr>
+          <w:b/>
+          <w:bCs/>
+        </w:rPr>
+      </w:pPr>
+      <w:r>
+        <w:rPr>
+          <w:b/>
+          <w:bCs/>
+        </w:rPr>
+        <w:t>DeepLearn – AI-Powered Learning Platform</w:t>
+      </w:r>
+    </w:p>
+    <w:p>
+      <w:pPr>
+        <w:pStyle w:val="ListParagraph"/>
+        <w:numPr>
+          <w:ilvl w:val="0"/>
+          <w:numId w:val="12"/>
+        </w:numPr>
+        <w:spacing w:before="100" w:beforeAutospacing="1" w:after="100" w:afterAutospacing="1" w:line="240" w:lineRule="auto"/>
+        <w:jc w:val="both"/>
+        <w:outlineLvl w:val="1"/>
+        <w:rPr>
+          <w:rFonts w:asciiTheme="majorBidi" w:eastAsia="Times New Roman" w:hAnsiTheme="majorBidi" w:cstheme="majorBidi"/>
+          <w:b/>
+          <w:bCs/>
+          <w:sz w:val="24"/>
+          <w:szCs w:val="24"/>
+          <w:lang w:val="en-EG"/>
+        </w:rPr>
+      </w:pPr>
+      <w:r>
+        <w:rPr>
+          <w:rFonts w:asciiTheme="majorBidi" w:hAnsiTheme="majorBidi" w:cstheme="majorBidi"/>
+          <w:sz w:val="24"/>
+          <w:szCs w:val="24"/>
+        </w:rPr>
+        <w:t xml:space="preserve">Developed a full-stack AI-driven learning platform designed to provide interactive </w:t>
+      </w:r>
+      <w:r>
+        <w:rPr>
+          <w:rFonts w:asciiTheme="majorBidi" w:hAnsiTheme="majorBidi" w:cstheme="majorBidi"/>
+          <w:sz w:val="24"/>
+          <w:szCs w:val="24"/>
+        </w:rPr>
+        <w:t xml:space="preserve">technical </w:t>
+      </w:r>
+      <w:r>
+        <w:rPr>
+          <w:rFonts w:asciiTheme="majorBidi" w:hAnsiTheme="majorBidi" w:cstheme="majorBidi"/>
+          <w:sz w:val="24"/>
+          <w:szCs w:val="24"/>
+        </w:rPr>
+        <w:t>education, content creation tools, and smart knowledge management features.</w:t>
+      </w:r>
+    </w:p>
+    <w:p>
+      <w:pPr>
+        <w:pStyle w:val="ListParagraph"/>
+        <w:numPr>
+          <w:ilvl w:val="0"/>
+          <w:numId w:val="12"/>
+        </w:numPr>
+        <w:spacing w:before="100" w:beforeAutospacing="1" w:after="100" w:afterAutospacing="1" w:line="240" w:lineRule="auto"/>
+        <w:jc w:val="both"/>
+        <w:outlineLvl w:val="1"/>
+        <w:rPr>
+          <w:rFonts w:asciiTheme="majorBidi" w:eastAsia="Times New Roman" w:hAnsiTheme="majorBidi" w:cstheme="majorBidi"/>
+          <w:sz w:val="24"/>
+          <w:szCs w:val="24"/>
+          <w:lang w:val="en-EG"/>
+        </w:rPr>
+      </w:pPr>
+      <w:r>
+        <w:rPr>
+          <w:rFonts w:asciiTheme="majorBidi" w:hAnsiTheme="majorBidi" w:cstheme="majorBidi"/>
+          <w:sz w:val="24"/>
+          <w:szCs w:val="24"/>
+        </w:rPr>
+        <w:t xml:space="preserve">Built a scalable </w:t>
+      </w:r>
+      <w:r>
+        <w:rPr>
+          <w:rStyle w:val="Strong"/>
+          <w:rFonts w:asciiTheme="majorBidi" w:hAnsiTheme="majorBidi" w:cstheme="majorBidi"/>
+          <w:sz w:val="24"/>
+          <w:szCs w:val="24"/>
+        </w:rPr>
+        <w:t>Node.js backend</w:t>
+      </w:r>
+      <w:r>
+        <w:rPr>
+          <w:rFonts w:asciiTheme="majorBidi" w:hAnsiTheme="majorBidi" w:cstheme="majorBidi"/>
+          <w:sz w:val="24"/>
+          <w:szCs w:val="24"/>
+        </w:rPr>
+        <w:t xml:space="preserve"> supporting authentication, content management, user metrics, comments, project handling, and advanced multi-level CRUD operations.</w:t>
+      </w:r>
+    </w:p>
+    <w:p>
+      <w:pPr>
+        <w:pStyle w:val="ListParagraph"/>
+        <w:numPr>
+          <w:ilvl w:val="0"/>
+          <w:numId w:val="12"/>
+        </w:numPr>
+        <w:spacing w:before="100" w:beforeAutospacing="1" w:after="100" w:afterAutospacing="1" w:line="240" w:lineRule="auto"/>
+        <w:jc w:val="both"/>
+        <w:outlineLvl w:val="1"/>
+        <w:rPr>
+          <w:rFonts w:asciiTheme="majorBidi" w:eastAsia="Times New Roman" w:hAnsiTheme="majorBidi" w:cstheme="majorBidi"/>
+          <w:sz w:val="24"/>
+          <w:szCs w:val="24"/>
+          <w:lang w:val="en-EG"/>
+        </w:rPr>
+      </w:pPr>
+      <w:r>
+        <w:rPr>
+          <w:rFonts w:asciiTheme="majorBidi" w:hAnsiTheme="majorBidi" w:cstheme="majorBidi"/>
+          <w:sz w:val="24"/>
+          <w:szCs w:val="24"/>
+        </w:rPr>
+        <w:t xml:space="preserve">Implemented a feature-rich </w:t>
+      </w:r>
+      <w:r>
+        <w:rPr>
+          <w:rStyle w:val="Strong"/>
+          <w:rFonts w:asciiTheme="majorBidi" w:hAnsiTheme="majorBidi" w:cstheme="majorBidi"/>
+          <w:sz w:val="24"/>
+          <w:szCs w:val="24"/>
+        </w:rPr>
+        <w:t>React frontend</w:t>
+      </w:r>
+      <w:r>
+        <w:rPr>
+          <w:rFonts w:asciiTheme="majorBidi" w:hAnsiTheme="majorBidi" w:cstheme="majorBidi"/>
+          <w:sz w:val="24"/>
+          <w:szCs w:val="24"/>
+        </w:rPr>
+        <w:t xml:space="preserve"> with responsive UI/UX, theme switching, rich-text editors, code block rendering, and integrated AI functionalities for enhanced user engagement.</w:t>
+      </w:r>
+    </w:p>
+    <w:p>
+      <w:pPr>
+        <w:pStyle w:val="ListParagraph"/>
+        <w:numPr>
+          <w:ilvl w:val="0"/>
+          <w:numId w:val="12"/>
+        </w:numPr>
+        <w:spacing w:before="100" w:beforeAutospacing="1" w:after="100" w:afterAutospacing="1" w:line="240" w:lineRule="auto"/>
+        <w:jc w:val="both"/>
+        <w:outlineLvl w:val="1"/>
+        <w:rPr>
+          <w:rFonts w:asciiTheme="majorBidi" w:eastAsia="Times New Roman" w:hAnsiTheme="majorBidi" w:cstheme="majorBidi"/>
+          <w:sz w:val="24"/>
+          <w:szCs w:val="24"/>
+          <w:lang w:val="en-EG"/>
+        </w:rPr>
+      </w:pPr>
+      <w:r>
+        <w:rPr>
+          <w:rFonts w:asciiTheme="majorBidi" w:hAnsiTheme="majorBidi" w:cstheme="majorBidi"/>
+          <w:sz w:val="24"/>
+          <w:szCs w:val="24"/>
+        </w:rPr>
+        <w:t>Utilized PostgreSQL, secure authentication (JWT/OAuth), file upload systems, email notifications, and robust API error-handling for production-grade reliability.</w:t>
+      </w:r>
+    </w:p>
+    <w:p>
+      <w:pPr>
+        <w:pStyle w:val="ListParagraph"/>
+        <w:numPr>
+          <w:ilvl w:val="0"/>
+          <w:numId w:val="12"/>
+        </w:numPr>
+        <w:spacing w:before="100" w:beforeAutospacing="1" w:after="100" w:afterAutospacing="1" w:line="240" w:lineRule="auto"/>
+        <w:jc w:val="both"/>
+        <w:outlineLvl w:val="1"/>
+        <w:rPr>
+          <w:rFonts w:asciiTheme="majorBidi" w:eastAsia="Times New Roman" w:hAnsiTheme="majorBidi" w:cstheme="majorBidi"/>
+          <w:sz w:val="24"/>
+          <w:szCs w:val="24"/>
+          <w:lang w:val="en-EG"/>
+        </w:rPr>
+      </w:pPr>
+      <w:r>
+        <w:rPr>
+          <w:rFonts w:asciiTheme="majorBidi" w:hAnsiTheme="majorBidi" w:cstheme="majorBidi"/>
+          <w:sz w:val="24"/>
+          <w:szCs w:val="24"/>
+        </w:rPr>
+        <w:t>Added content creation tools such as articles, tags, comments, likes, project pages, and user-generated learning blocks.</w:t>
+      </w:r>
+    </w:p>
+    <w:p>
+      <w:pPr>
+        <w:pStyle w:val="ListParagraph"/>
+        <w:numPr>
+          <w:ilvl w:val="0"/>
+          <w:numId w:val="12"/>
+        </w:numPr>
+        <w:spacing w:before="100" w:beforeAutospacing="1" w:after="100" w:afterAutospacing="1" w:line="240" w:lineRule="auto"/>
+        <w:jc w:val="both"/>
+        <w:outlineLvl w:val="1"/>
+        <w:rPr>
+          <w:rFonts w:asciiTheme="majorBidi" w:eastAsia="Times New Roman" w:hAnsiTheme="majorBidi" w:cstheme="majorBidi"/>
+          <w:sz w:val="24"/>
+          <w:szCs w:val="24"/>
+          <w:lang w:val="en-EG"/>
+        </w:rPr>
+      </w:pPr>
+      <w:r>
+        <w:rPr>
+          <w:rFonts w:asciiTheme="majorBidi" w:hAnsiTheme="majorBidi" w:cstheme="majorBidi"/>
+          <w:b/>
+          <w:bCs/>
+          <w:sz w:val="24"/>
+          <w:szCs w:val="24"/>
+        </w:rPr>
+        <w:t>Website</w:t>
+      </w:r>
+      <w:r>
+        <w:rPr>
+          <w:rFonts w:asciiTheme="majorBidi" w:hAnsiTheme="majorBidi" w:cstheme="majorBidi"/>
+          <w:sz w:val="24"/>
+          <w:szCs w:val="24"/>
+        </w:rPr>
+        <w:t xml:space="preserve">: </w:t>
+      </w:r>
+      <w:hyperlink r:id="rId10" w:history="1">
+        <w:r>
+          <w:rPr>
+            <w:rStyle w:val="Hyperlink"/>
+            <w:rFonts w:asciiTheme="majorBidi" w:hAnsiTheme="majorBidi" w:cstheme="majorBidi"/>
+            <w:sz w:val="24"/>
+            <w:szCs w:val="24"/>
+          </w:rPr>
+          <w:t>DeepLearn</w:t>
+        </w:r>
+      </w:hyperlink>
+    </w:p>
+    <w:p>
+      <w:pPr>
+        <w:pStyle w:val="NormalWeb"/>
+        <w:rPr>
+          <w:rStyle w:val="Strong"/>
+        </w:rPr>
+      </w:pPr>
+    </w:p>
+    <w:p>
+      <w:pPr>
+        <w:pStyle w:val="NormalWeb"/>
+        <w:rPr>
+          <w:rStyle w:val="Strong"/>
+        </w:rPr>
+      </w:pPr>
+      <w:r>
+        <w:rPr>
+          <w:rStyle w:val="Strong"/>
+        </w:rPr>
+        <w:lastRenderedPageBreak/>
+        <w:t>The Day</w:t>
+      </w:r>
+    </w:p>
+    <w:p>
+      <w:pPr>
+        <w:pStyle w:val="NormalWeb"/>
+        <w:numPr>
+          <w:ilvl w:val="0"/>
+          <w:numId w:val="12"/>
+        </w:numPr>
+        <w:jc w:val="both"/>
+        <w:rPr>
+          <w:b/>
+          <w:bCs/>
+        </w:rPr>
+      </w:pPr>
+      <w:r>
+        <w:t xml:space="preserve">Contributed to the development of a modern, responsive platform built with </w:t>
+      </w:r>
+      <w:r>
+        <w:rPr>
+          <w:rStyle w:val="Strong"/>
+        </w:rPr>
+        <w:t>Next.js</w:t>
+      </w:r>
+      <w:r>
+        <w:t xml:space="preserve"> that helps AASTMT CS students access courses, materials, schedules, and previous exams in an organized and intuitive way</w:t>
+      </w:r>
+      <w:r>
+        <w:t>.</w:t>
+      </w:r>
+    </w:p>
+    <w:p>
+      <w:pPr>
+        <w:pStyle w:val="NormalWeb"/>
+        <w:numPr>
+          <w:ilvl w:val="0"/>
+          <w:numId w:val="12"/>
+        </w:numPr>
+        <w:jc w:val="both"/>
+        <w:rPr>
+          <w:b/>
+          <w:bCs/>
+        </w:rPr>
+      </w:pPr>
+      <w:r>
+        <w:t>Assisted in implementing UI enhancements such as improved component styling, responsive layouts across devices, and interactive hover effects for course items.</w:t>
+      </w:r>
+    </w:p>
+    <w:p>
+      <w:pPr>
+        <w:pStyle w:val="NormalWeb"/>
+        <w:numPr>
+          <w:ilvl w:val="0"/>
+          <w:numId w:val="12"/>
+        </w:numPr>
+        <w:jc w:val="both"/>
+        <w:rPr>
+          <w:b/>
+          <w:bCs/>
+        </w:rPr>
+      </w:pPr>
+      <w:r>
+        <w:t>Supported the architecture of dynamic semester/course pages, enabling features like pinned semesters, fast search, and optimized content loading for better user experience.</w:t>
+      </w:r>
+    </w:p>
+    <w:p>
+      <w:pPr>
+        <w:pStyle w:val="ListParagraph"/>
+        <w:numPr>
+          <w:ilvl w:val="0"/>
+          <w:numId w:val="12"/>
+        </w:numPr>
+        <w:rPr>
+          <w:rFonts w:asciiTheme="majorBidi" w:hAnsiTheme="majorBidi" w:cstheme="majorBidi"/>
+          <w:sz w:val="24"/>
+          <w:szCs w:val="24"/>
+        </w:rPr>
+      </w:pPr>
+      <w:r>
+        <w:rPr>
+          <w:rFonts w:asciiTheme="majorBidi" w:hAnsiTheme="majorBidi" w:cstheme="majorBidi"/>
+          <w:sz w:val="24"/>
+          <w:szCs w:val="24"/>
+        </w:rPr>
+        <w:t>Worked on refining user-focused features, including advanced search algorithms, course filtering, and optimized file previews with thumbnails and scrollable sections.</w:t>
+      </w:r>
+    </w:p>
+    <w:p>
+      <w:pPr>
+        <w:pStyle w:val="ListParagraph"/>
+        <w:numPr>
+          <w:ilvl w:val="0"/>
+          <w:numId w:val="12"/>
+        </w:numPr>
+        <w:rPr>
+          <w:rFonts w:asciiTheme="majorBidi" w:hAnsiTheme="majorBidi" w:cstheme="majorBidi"/>
+          <w:sz w:val="24"/>
+          <w:szCs w:val="24"/>
+        </w:rPr>
+      </w:pPr>
+      <w:r>
+        <w:rPr>
+          <w:rFonts w:asciiTheme="majorBidi" w:hAnsiTheme="majorBidi" w:cstheme="majorBidi"/>
+          <w:sz w:val="24"/>
+          <w:szCs w:val="24"/>
+        </w:rPr>
+        <w:t>Contributed to fixing issues, updating components, and ensuring clean code structure through TypeScript, modular design, and Next.js best practices.</w:t>
+      </w:r>
+    </w:p>
+    <w:p>
+      <w:pPr>
+        <w:pStyle w:val="ListParagraph"/>
+        <w:numPr>
+          <w:ilvl w:val="0"/>
+          <w:numId w:val="12"/>
+        </w:numPr>
+        <w:rPr>
+          <w:rStyle w:val="Strong"/>
+          <w:rFonts w:asciiTheme="majorBidi" w:hAnsiTheme="majorBidi" w:cstheme="majorBidi"/>
+          <w:b w:val="0"/>
+          <w:bCs w:val="0"/>
+          <w:sz w:val="24"/>
+          <w:szCs w:val="24"/>
+        </w:rPr>
+      </w:pPr>
+      <w:r>
+        <w:rPr>
+          <w:rFonts w:asciiTheme="majorBidi" w:hAnsiTheme="majorBidi" w:cstheme="majorBidi"/>
+          <w:b/>
+          <w:bCs/>
+          <w:sz w:val="24"/>
+          <w:szCs w:val="24"/>
+        </w:rPr>
+        <w:t xml:space="preserve">GitHub: </w:t>
+      </w:r>
+      <w:hyperlink r:id="rId11" w:history="1">
+        <w:r>
+          <w:rPr>
+            <w:rStyle w:val="Hyperlink"/>
+            <w:rFonts w:asciiTheme="majorBidi" w:hAnsiTheme="majorBidi" w:cstheme="majorBidi"/>
+            <w:sz w:val="24"/>
+            <w:szCs w:val="24"/>
+          </w:rPr>
+          <w:t>theday</w:t>
+        </w:r>
+      </w:hyperlink>
+      <w:r>
+        <w:rPr>
+          <w:rFonts w:asciiTheme="majorBidi" w:hAnsiTheme="majorBidi" w:cstheme="majorBidi"/>
+          <w:sz w:val="24"/>
+          <w:szCs w:val="24"/>
+        </w:rPr>
+        <w:t xml:space="preserve"> | </w:t>
+      </w:r>
+      <w:r>
+        <w:rPr>
+          <w:rFonts w:asciiTheme="majorBidi" w:hAnsiTheme="majorBidi" w:cstheme="majorBidi"/>
+          <w:b/>
+          <w:bCs/>
+          <w:sz w:val="24"/>
+          <w:szCs w:val="24"/>
+        </w:rPr>
+        <w:t>W</w:t>
+      </w:r>
+      <w:r>
+        <w:rPr>
+          <w:rFonts w:asciiTheme="majorBidi" w:hAnsiTheme="majorBidi" w:cstheme="majorBidi"/>
+          <w:b/>
+          <w:bCs/>
+          <w:sz w:val="24"/>
+          <w:szCs w:val="24"/>
+        </w:rPr>
+        <w:t>ebsite:</w:t>
+      </w:r>
+      <w:r>
+        <w:rPr>
+          <w:rFonts w:asciiTheme="majorBidi" w:hAnsiTheme="majorBidi" w:cstheme="majorBidi"/>
+          <w:sz w:val="24"/>
+          <w:szCs w:val="24"/>
+        </w:rPr>
+        <w:t xml:space="preserve"> </w:t>
+      </w:r>
+      <w:hyperlink r:id="rId12" w:history="1">
+        <w:r>
+          <w:rPr>
+            <w:rStyle w:val="Hyperlink"/>
+            <w:rFonts w:asciiTheme="majorBidi" w:hAnsiTheme="majorBidi" w:cstheme="majorBidi"/>
+            <w:sz w:val="24"/>
+            <w:szCs w:val="24"/>
+          </w:rPr>
+          <w:t>theday</w:t>
+        </w:r>
+      </w:hyperlink>
     </w:p>
     <w:p>
       <w:pPr>
@@ -503,9 +1003,13 @@
           <w:ilvl w:val="0"/>
           <w:numId w:val="13"/>
         </w:numPr>
-      </w:pPr>
-      <w:r>
-        <w:t>Developed a machine learning-powered application suggesting potential friends based on user profiles, interests, and social connections.</w:t>
+        <w:jc w:val="both"/>
+      </w:pPr>
+      <w:r>
+        <w:t>Built an ML-powerd recommendation system that suggests potentail friends based on user interests, profiles, and social connections</w:t>
+      </w:r>
+      <w:r>
+        <w:t>.</w:t>
       </w:r>
     </w:p>
     <w:p>
@@ -515,9 +1019,13 @@
           <w:ilvl w:val="0"/>
           <w:numId w:val="13"/>
         </w:numPr>
-      </w:pPr>
-      <w:r>
-        <w:t>Implemented advanced ML algorithms, including feature engineering and supervised classification.</w:t>
+        <w:jc w:val="both"/>
+      </w:pPr>
+      <w:r>
+        <w:t>Applied feature engineering and supervised learning algorithms to improve prediction quality</w:t>
+      </w:r>
+      <w:r>
+        <w:t>.</w:t>
       </w:r>
     </w:p>
     <w:p>
@@ -527,9 +1035,13 @@
           <w:ilvl w:val="0"/>
           <w:numId w:val="13"/>
         </w:numPr>
-      </w:pPr>
-      <w:r>
-        <w:t>Integrated a user-friendly graphical interface for enhanced usability.</w:t>
+        <w:jc w:val="both"/>
+      </w:pPr>
+      <w:r>
+        <w:t>Developed an intuitive graphical interface to enhance user experience</w:t>
+      </w:r>
+      <w:r>
+        <w:t>.</w:t>
       </w:r>
     </w:p>
     <w:p>
@@ -549,7 +1061,7 @@
       <w:r>
         <w:t xml:space="preserve"> </w:t>
       </w:r>
-      <w:hyperlink r:id="rId10" w:history="1">
+      <w:hyperlink r:id="rId13" w:history="1">
         <w:r>
           <w:rPr>
             <w:rStyle w:val="Hyperlink"/>
@@ -576,6 +1088,7 @@
           <w:ilvl w:val="0"/>
           <w:numId w:val="13"/>
         </w:numPr>
+        <w:jc w:val="both"/>
       </w:pPr>
       <w:r>
         <w:t>Developed a deep learning model to accurately classify images of cats and dogs using Convolutional Neural Networks (CNNs).</w:t>
@@ -588,6 +1101,7 @@
           <w:ilvl w:val="0"/>
           <w:numId w:val="13"/>
         </w:numPr>
+        <w:jc w:val="both"/>
       </w:pPr>
       <w:r>
         <w:t>Implemented data preprocessing, augmentation techniques, and model optimization to improve generalization and performance.</w:t>
@@ -600,6 +1114,7 @@
           <w:ilvl w:val="0"/>
           <w:numId w:val="13"/>
         </w:numPr>
+        <w:jc w:val="both"/>
       </w:pPr>
       <w:r>
         <w:t>Trained and evaluated the model on a real-world dataset, achieving high classification accuracy.</w:t>
@@ -612,6 +1127,7 @@
           <w:ilvl w:val="0"/>
           <w:numId w:val="13"/>
         </w:numPr>
+        <w:jc w:val="both"/>
       </w:pPr>
       <w:r>
         <w:t>Designed and structured the project for clarity, including organized code, README documentation, and model evaluation plots.</w:t>
@@ -629,13 +1145,12 @@
         <w:rPr>
           <w:rStyle w:val="Strong"/>
         </w:rPr>
-        <w:lastRenderedPageBreak/>
         <w:t>GitHub:</w:t>
       </w:r>
       <w:r>
         <w:t xml:space="preserve"> </w:t>
       </w:r>
-      <w:hyperlink r:id="rId11" w:history="1">
+      <w:hyperlink r:id="rId14" w:history="1">
         <w:r>
           <w:rPr>
             <w:rStyle w:val="Hyperlink"/>
@@ -663,6 +1178,7 @@
           <w:numId w:val="13"/>
         </w:numPr>
         <w:spacing w:before="100" w:beforeAutospacing="1" w:after="100" w:afterAutospacing="1" w:line="240" w:lineRule="auto"/>
+        <w:jc w:val="both"/>
         <w:rPr>
           <w:rFonts w:ascii="Times New Roman" w:eastAsia="Times New Roman" w:hAnsi="Times New Roman" w:cs="Times New Roman"/>
           <w:sz w:val="24"/>
@@ -677,7 +1193,25 @@
           <w:szCs w:val="24"/>
           <w:lang w:val="en-EG"/>
         </w:rPr>
-        <w:t>Designed and developed a responsive personal portfolio website using HTML, CSS, and JavaScript to showcase projects and professional information.</w:t>
+        <w:t xml:space="preserve">Designed and </w:t>
+      </w:r>
+      <w:r>
+        <w:rPr>
+          <w:rFonts w:ascii="Times New Roman" w:eastAsia="Times New Roman" w:hAnsi="Times New Roman" w:cs="Times New Roman"/>
+          <w:sz w:val="24"/>
+          <w:szCs w:val="24"/>
+          <w:lang w:val="en-EG"/>
+        </w:rPr>
+        <w:t>built</w:t>
+      </w:r>
+      <w:r>
+        <w:rPr>
+          <w:rFonts w:ascii="Times New Roman" w:eastAsia="Times New Roman" w:hAnsi="Times New Roman" w:cs="Times New Roman"/>
+          <w:sz w:val="24"/>
+          <w:szCs w:val="24"/>
+          <w:lang w:val="en-EG"/>
+        </w:rPr>
+        <w:t xml:space="preserve"> a responsive personal portfolio website using HTML, CSS, and JavaScript to showcase projects and professional information.</w:t>
       </w:r>
     </w:p>
     <w:p>
@@ -688,6 +1222,7 @@
           <w:numId w:val="13"/>
         </w:numPr>
         <w:spacing w:before="100" w:beforeAutospacing="1" w:after="100" w:afterAutospacing="1" w:line="240" w:lineRule="auto"/>
+        <w:jc w:val="both"/>
         <w:rPr>
           <w:rFonts w:ascii="Times New Roman" w:eastAsia="Times New Roman" w:hAnsi="Times New Roman" w:cs="Times New Roman"/>
           <w:sz w:val="24"/>
@@ -702,7 +1237,25 @@
           <w:szCs w:val="24"/>
           <w:lang w:val="en-EG"/>
         </w:rPr>
-        <w:t>Implemented multiple sections including Home, About, Contact, and Login pages, ensuring intuitive navigation and user-friendly interface.</w:t>
+        <w:t>Implemented multi</w:t>
+      </w:r>
+      <w:r>
+        <w:rPr>
+          <w:rFonts w:ascii="Times New Roman" w:eastAsia="Times New Roman" w:hAnsi="Times New Roman" w:cs="Times New Roman"/>
+          <w:sz w:val="24"/>
+          <w:szCs w:val="24"/>
+          <w:lang w:val="en-EG"/>
+        </w:rPr>
+        <w:t>-</w:t>
+      </w:r>
+      <w:r>
+        <w:rPr>
+          <w:rFonts w:ascii="Times New Roman" w:eastAsia="Times New Roman" w:hAnsi="Times New Roman" w:cs="Times New Roman"/>
+          <w:sz w:val="24"/>
+          <w:szCs w:val="24"/>
+          <w:lang w:val="en-EG"/>
+        </w:rPr>
+        <w:t>sections including Home, About, Contact, and Login pages, ensuring intuitive navigation and user-friendly interface.</w:t>
       </w:r>
     </w:p>
     <w:p>
@@ -713,6 +1266,7 @@
           <w:numId w:val="13"/>
         </w:numPr>
         <w:spacing w:before="100" w:beforeAutospacing="1" w:after="100" w:afterAutospacing="1" w:line="240" w:lineRule="auto"/>
+        <w:jc w:val="both"/>
         <w:rPr>
           <w:rFonts w:ascii="Times New Roman" w:eastAsia="Times New Roman" w:hAnsi="Times New Roman" w:cs="Times New Roman"/>
           <w:sz w:val="24"/>
@@ -727,6 +1281,7 @@
           <w:szCs w:val="24"/>
           <w:lang w:val="en-EG"/>
         </w:rPr>
+        <w:lastRenderedPageBreak/>
         <w:t>Utilized modern web development practices to create a visually appealing and accessible design across various devices and screen sizes.</w:t>
       </w:r>
     </w:p>
@@ -738,6 +1293,7 @@
           <w:numId w:val="13"/>
         </w:numPr>
         <w:spacing w:before="100" w:beforeAutospacing="1" w:after="100" w:afterAutospacing="1" w:line="240" w:lineRule="auto"/>
+        <w:jc w:val="both"/>
         <w:rPr>
           <w:rFonts w:ascii="Times New Roman" w:eastAsia="Times New Roman" w:hAnsi="Times New Roman" w:cs="Times New Roman"/>
           <w:sz w:val="24"/>
@@ -772,7 +1328,7 @@
       <w:r>
         <w:t xml:space="preserve"> </w:t>
       </w:r>
-      <w:hyperlink r:id="rId12" w:history="1">
+      <w:hyperlink r:id="rId15" w:history="1">
         <w:r>
           <w:rPr>
             <w:rStyle w:val="Hyperlink"/>
@@ -799,6 +1355,7 @@
           <w:ilvl w:val="0"/>
           <w:numId w:val="13"/>
         </w:numPr>
+        <w:jc w:val="both"/>
       </w:pPr>
       <w:r>
         <w:t>Developed a multi-platform e-commerce application using Flutter, ensuring compatibility across Android, iOS, Web, Windows, macOS, and Linux platforms.</w:t>
@@ -811,6 +1368,7 @@
           <w:ilvl w:val="0"/>
           <w:numId w:val="13"/>
         </w:numPr>
+        <w:jc w:val="both"/>
       </w:pPr>
       <w:r>
         <w:t>Implemented a responsive and adaptive user interface to provide a seamless shopping experience across various devices and screen sizes.</w:t>
@@ -823,6 +1381,7 @@
           <w:ilvl w:val="0"/>
           <w:numId w:val="13"/>
         </w:numPr>
+        <w:jc w:val="both"/>
       </w:pPr>
       <w:r>
         <w:t>Structured the codebase with reusable components and organized architecture to facilitate scalability and maintainability.</w:t>
@@ -835,6 +1394,7 @@
           <w:ilvl w:val="0"/>
           <w:numId w:val="13"/>
         </w:numPr>
+        <w:jc w:val="both"/>
       </w:pPr>
       <w:r>
         <w:t>Integrated features such as product listings, shopping cart functionality, and user authentication to simulate a real-world e-commerce environment.</w:t>
@@ -847,6 +1407,7 @@
           <w:ilvl w:val="0"/>
           <w:numId w:val="13"/>
         </w:numPr>
+        <w:jc w:val="both"/>
       </w:pPr>
       <w:r>
         <w:t>Utilized Flutter's capabilities to achieve consistent performance and appearance across all supported platforms.</w:t>
@@ -869,12 +1430,18 @@
       <w:r>
         <w:t xml:space="preserve"> </w:t>
       </w:r>
-      <w:hyperlink r:id="rId13" w:history="1">
+      <w:hyperlink r:id="rId16" w:history="1">
         <w:r>
           <w:rPr>
             <w:rStyle w:val="Hyperlink"/>
           </w:rPr>
-          <w:t xml:space="preserve">Ecommerce Mobile Application </w:t>
+          <w:t>Ecommerce Mobile Application</w:t>
+        </w:r>
+        <w:r>
+          <w:rPr>
+            <w:rStyle w:val="Hyperlink"/>
+          </w:rPr>
+          <w:t xml:space="preserve"> </w:t>
         </w:r>
       </w:hyperlink>
     </w:p>
@@ -883,8 +1450,8 @@
         <w:rPr>
           <w:noProof/>
         </w:rPr>
-        <w:pict w14:anchorId="331116CF">
-          <v:rect id="_x0000_i1028" alt="" style="width:367.85pt;height:.05pt;mso-width-percent:0;mso-height-percent:0;mso-width-percent:0;mso-height-percent:0" o:hrpct="786" o:hralign="center" o:hrstd="t" o:hr="t" fillcolor="#a0a0a0" stroked="f"/>
+        <w:pict w14:anchorId="22C4671B">
+          <v:rect id="_x0000_i1028" alt="" style="width:339.75pt;height:.05pt;mso-width-percent:0;mso-height-percent:0;mso-width-percent:0;mso-height-percent:0" o:hrpct="726" o:hralign="center" o:hrstd="t" o:hr="t" fillcolor="#a0a0a0" stroked="f"/>
         </w:pict>
       </w:r>
     </w:p>
@@ -903,6 +1470,7 @@
           <w:ilvl w:val="0"/>
           <w:numId w:val="14"/>
         </w:numPr>
+        <w:jc w:val="both"/>
       </w:pPr>
       <w:r>
         <w:rPr>
@@ -912,114 +1480,6 @@
       </w:r>
       <w:r>
         <w:t xml:space="preserve"> — DeepLearning.AI, Coursera, Stanford CPD, UVM • </w:t>
-      </w:r>
-      <w:r>
-        <w:rPr>
-          <w:rStyle w:val="Emphasis"/>
-          <w:rFonts w:eastAsiaTheme="majorEastAsia"/>
-        </w:rPr>
-        <w:t>Grade: 100%</w:t>
-      </w:r>
-      <w:r>
-        <w:t xml:space="preserve"> • </w:t>
-      </w:r>
-      <w:hyperlink r:id="rId14" w:history="1">
-        <w:r>
-          <w:rPr>
-            <w:rStyle w:val="Hyperlink"/>
-          </w:rPr>
-          <w:t>View Certificate</w:t>
-        </w:r>
-      </w:hyperlink>
-    </w:p>
-    <w:p>
-      <w:pPr>
-        <w:pStyle w:val="NormalWeb"/>
-        <w:numPr>
-          <w:ilvl w:val="0"/>
-          <w:numId w:val="14"/>
-        </w:numPr>
-      </w:pPr>
-      <w:r>
-        <w:rPr>
-          <w:rStyle w:val="Strong"/>
-        </w:rPr>
-        <w:t>Neural Networks and Deep Learning</w:t>
-      </w:r>
-      <w:r>
-        <w:t xml:space="preserve"> — Coursera • </w:t>
-      </w:r>
-      <w:r>
-        <w:rPr>
-          <w:rStyle w:val="Emphasis"/>
-          <w:rFonts w:eastAsiaTheme="majorEastAsia"/>
-        </w:rPr>
-        <w:t>Grade: 98.41%</w:t>
-      </w:r>
-      <w:r>
-        <w:t xml:space="preserve"> • </w:t>
-      </w:r>
-      <w:hyperlink r:id="rId15" w:history="1">
-        <w:r>
-          <w:rPr>
-            <w:rStyle w:val="Hyperlink"/>
-          </w:rPr>
-          <w:t>View Certificate</w:t>
-        </w:r>
-      </w:hyperlink>
-    </w:p>
-    <w:p>
-      <w:pPr>
-        <w:pStyle w:val="NormalWeb"/>
-        <w:numPr>
-          <w:ilvl w:val="0"/>
-          <w:numId w:val="14"/>
-        </w:numPr>
-      </w:pPr>
-      <w:r>
-        <w:rPr>
-          <w:rStyle w:val="Strong"/>
-        </w:rPr>
-        <w:t>Structuring Machine Learning Projects</w:t>
-      </w:r>
-      <w:r>
-        <w:t xml:space="preserve"> — DeepLearning.AI • </w:t>
-      </w:r>
-      <w:r>
-        <w:rPr>
-          <w:rStyle w:val="Emphasis"/>
-          <w:rFonts w:eastAsiaTheme="majorEastAsia"/>
-        </w:rPr>
-        <w:t>Grade: 100%</w:t>
-      </w:r>
-      <w:r>
-        <w:t xml:space="preserve"> • </w:t>
-      </w:r>
-      <w:hyperlink r:id="rId16" w:history="1">
-        <w:r>
-          <w:rPr>
-            <w:rStyle w:val="Hyperlink"/>
-          </w:rPr>
-          <w:t>View Certificate</w:t>
-        </w:r>
-      </w:hyperlink>
-    </w:p>
-    <w:p>
-      <w:pPr>
-        <w:pStyle w:val="NormalWeb"/>
-        <w:numPr>
-          <w:ilvl w:val="0"/>
-          <w:numId w:val="14"/>
-        </w:numPr>
-      </w:pPr>
-      <w:r>
-        <w:rPr>
-          <w:rStyle w:val="Strong"/>
-        </w:rPr>
-        <w:t>Improving Deep Neural Networks: Hyperparameter Tuning, Regularization and Optimization</w:t>
-      </w:r>
-      <w:r>
-        <w:t xml:space="preserve"> — DeepLearning.AI • </w:t>
       </w:r>
       <w:r>
         <w:rPr>
@@ -1041,12 +1501,299 @@
       </w:hyperlink>
     </w:p>
     <w:p>
+      <w:pPr>
+        <w:pStyle w:val="NormalWeb"/>
+        <w:numPr>
+          <w:ilvl w:val="0"/>
+          <w:numId w:val="14"/>
+        </w:numPr>
+        <w:jc w:val="both"/>
+      </w:pPr>
+      <w:r>
+        <w:rPr>
+          <w:rStyle w:val="Strong"/>
+        </w:rPr>
+        <w:t xml:space="preserve">Advanced Learning Alogrithms </w:t>
+      </w:r>
+      <w:r>
+        <w:t xml:space="preserve">— </w:t>
+      </w:r>
+      <w:r>
+        <w:t xml:space="preserve">DeepLearning.AI, Coursera, Stanford CPD, UVM • </w:t>
+      </w:r>
+      <w:r>
+        <w:rPr>
+          <w:rStyle w:val="Emphasis"/>
+          <w:rFonts w:eastAsiaTheme="majorEastAsia"/>
+        </w:rPr>
+        <w:t xml:space="preserve">Grade: </w:t>
+      </w:r>
+      <w:r>
+        <w:rPr>
+          <w:rStyle w:val="Emphasis"/>
+          <w:rFonts w:eastAsiaTheme="majorEastAsia"/>
+        </w:rPr>
+        <w:t>99.75</w:t>
+      </w:r>
+      <w:r>
+        <w:rPr>
+          <w:rStyle w:val="Emphasis"/>
+          <w:rFonts w:eastAsiaTheme="majorEastAsia"/>
+        </w:rPr>
+        <w:t>%</w:t>
+      </w:r>
+      <w:r>
+        <w:t xml:space="preserve"> •</w:t>
+      </w:r>
+      <w:r>
+        <w:t xml:space="preserve"> </w:t>
+      </w:r>
+      <w:hyperlink r:id="rId18" w:history="1">
+        <w:r>
+          <w:rPr>
+            <w:rStyle w:val="Hyperlink"/>
+          </w:rPr>
+          <w:t>View Certificate</w:t>
+        </w:r>
+      </w:hyperlink>
+    </w:p>
+    <w:p>
+      <w:pPr>
+        <w:pStyle w:val="NormalWeb"/>
+        <w:numPr>
+          <w:ilvl w:val="0"/>
+          <w:numId w:val="14"/>
+        </w:numPr>
+        <w:jc w:val="both"/>
+      </w:pPr>
+      <w:r>
+        <w:rPr>
+          <w:rStyle w:val="Strong"/>
+        </w:rPr>
+        <w:t>Neural Networks and Deep Learning</w:t>
+      </w:r>
+      <w:r>
+        <w:t xml:space="preserve"> — Coursera • </w:t>
+      </w:r>
+      <w:r>
+        <w:rPr>
+          <w:rStyle w:val="Emphasis"/>
+          <w:rFonts w:eastAsiaTheme="majorEastAsia"/>
+        </w:rPr>
+        <w:t>Grade: 98.41%</w:t>
+      </w:r>
+      <w:r>
+        <w:t xml:space="preserve"> • </w:t>
+      </w:r>
+      <w:hyperlink r:id="rId19" w:history="1">
+        <w:r>
+          <w:rPr>
+            <w:rStyle w:val="Hyperlink"/>
+          </w:rPr>
+          <w:t>View Certificate</w:t>
+        </w:r>
+      </w:hyperlink>
+    </w:p>
+    <w:p>
+      <w:pPr>
+        <w:pStyle w:val="NormalWeb"/>
+        <w:numPr>
+          <w:ilvl w:val="0"/>
+          <w:numId w:val="14"/>
+        </w:numPr>
+        <w:jc w:val="both"/>
+      </w:pPr>
+      <w:r>
+        <w:rPr>
+          <w:rStyle w:val="Strong"/>
+        </w:rPr>
+        <w:t>Improving Deep Neural Networks: Hyperparameter Tuning, Regularization and Optimization</w:t>
+      </w:r>
+      <w:r>
+        <w:t xml:space="preserve"> — DeepLearning.AI • </w:t>
+      </w:r>
+      <w:r>
+        <w:rPr>
+          <w:rStyle w:val="Emphasis"/>
+          <w:rFonts w:eastAsiaTheme="majorEastAsia"/>
+        </w:rPr>
+        <w:t>Grade: 100%</w:t>
+      </w:r>
+      <w:r>
+        <w:t xml:space="preserve"> • </w:t>
+      </w:r>
+      <w:hyperlink r:id="rId20" w:history="1">
+        <w:r>
+          <w:rPr>
+            <w:rStyle w:val="Hyperlink"/>
+          </w:rPr>
+          <w:t>View Certificate</w:t>
+        </w:r>
+      </w:hyperlink>
+    </w:p>
+    <w:p>
+      <w:pPr>
+        <w:pStyle w:val="NormalWeb"/>
+        <w:numPr>
+          <w:ilvl w:val="0"/>
+          <w:numId w:val="14"/>
+        </w:numPr>
+        <w:jc w:val="both"/>
+      </w:pPr>
+      <w:r>
+        <w:rPr>
+          <w:rStyle w:val="Strong"/>
+        </w:rPr>
+        <w:t>Structuring Machine Learning Projects</w:t>
+      </w:r>
+      <w:r>
+        <w:t xml:space="preserve"> — DeepLearning.AI • </w:t>
+      </w:r>
+      <w:r>
+        <w:rPr>
+          <w:rStyle w:val="Emphasis"/>
+          <w:rFonts w:eastAsiaTheme="majorEastAsia"/>
+        </w:rPr>
+        <w:t xml:space="preserve">Grade: </w:t>
+      </w:r>
+      <w:r>
+        <w:rPr>
+          <w:rStyle w:val="Emphasis"/>
+          <w:rFonts w:eastAsiaTheme="majorEastAsia"/>
+        </w:rPr>
+        <w:t>95</w:t>
+      </w:r>
+      <w:r>
+        <w:rPr>
+          <w:rStyle w:val="Emphasis"/>
+          <w:rFonts w:eastAsiaTheme="majorEastAsia"/>
+        </w:rPr>
+        <w:t>%</w:t>
+      </w:r>
+      <w:r>
+        <w:t xml:space="preserve"> • </w:t>
+      </w:r>
+      <w:hyperlink r:id="rId21" w:history="1">
+        <w:r>
+          <w:rPr>
+            <w:rStyle w:val="Hyperlink"/>
+          </w:rPr>
+          <w:t>View Certificate</w:t>
+        </w:r>
+      </w:hyperlink>
+    </w:p>
+    <w:p>
+      <w:pPr>
+        <w:pStyle w:val="NormalWeb"/>
+        <w:numPr>
+          <w:ilvl w:val="0"/>
+          <w:numId w:val="14"/>
+        </w:numPr>
+        <w:jc w:val="both"/>
+      </w:pPr>
+      <w:r>
+        <w:rPr>
+          <w:rStyle w:val="Strong"/>
+        </w:rPr>
+        <w:t xml:space="preserve">Convolutional Neural Networks </w:t>
+      </w:r>
+      <w:r>
+        <w:t xml:space="preserve">— </w:t>
+      </w:r>
+      <w:r>
+        <w:t xml:space="preserve">DeepLearning.AI • </w:t>
+      </w:r>
+      <w:r>
+        <w:rPr>
+          <w:rStyle w:val="Emphasis"/>
+          <w:rFonts w:eastAsiaTheme="majorEastAsia"/>
+        </w:rPr>
+        <w:t xml:space="preserve">Grade: </w:t>
+      </w:r>
+      <w:r>
+        <w:rPr>
+          <w:rStyle w:val="Emphasis"/>
+          <w:rFonts w:eastAsiaTheme="majorEastAsia"/>
+        </w:rPr>
+        <w:t>99</w:t>
+      </w:r>
+      <w:r>
+        <w:rPr>
+          <w:rStyle w:val="Emphasis"/>
+          <w:rFonts w:eastAsiaTheme="majorEastAsia"/>
+        </w:rPr>
+        <w:t>%</w:t>
+      </w:r>
+      <w:r>
+        <w:t xml:space="preserve"> • </w:t>
+      </w:r>
+      <w:hyperlink r:id="rId22" w:history="1">
+        <w:r>
+          <w:rPr>
+            <w:rStyle w:val="Hyperlink"/>
+          </w:rPr>
+          <w:t>View Certificate</w:t>
+        </w:r>
+      </w:hyperlink>
+    </w:p>
+    <w:p>
+      <w:pPr>
+        <w:pStyle w:val="NormalWeb"/>
+        <w:numPr>
+          <w:ilvl w:val="0"/>
+          <w:numId w:val="14"/>
+        </w:numPr>
+        <w:jc w:val="both"/>
+      </w:pPr>
+      <w:r>
+        <w:rPr>
+          <w:rStyle w:val="Strong"/>
+        </w:rPr>
+        <w:t xml:space="preserve">Sequence Models </w:t>
+      </w:r>
+      <w:r>
+        <w:t xml:space="preserve">— DeepLearning.AI • </w:t>
+      </w:r>
+      <w:r>
+        <w:rPr>
+          <w:rStyle w:val="Emphasis"/>
+          <w:rFonts w:eastAsiaTheme="majorEastAsia"/>
+        </w:rPr>
+        <w:t xml:space="preserve">Grade: </w:t>
+      </w:r>
+      <w:r>
+        <w:rPr>
+          <w:rStyle w:val="Emphasis"/>
+          <w:rFonts w:eastAsiaTheme="majorEastAsia"/>
+        </w:rPr>
+        <w:t>97</w:t>
+      </w:r>
+      <w:r>
+        <w:rPr>
+          <w:rStyle w:val="Emphasis"/>
+          <w:rFonts w:eastAsiaTheme="majorEastAsia"/>
+        </w:rPr>
+        <w:t>%</w:t>
+      </w:r>
+      <w:r>
+        <w:t xml:space="preserve"> • </w:t>
+      </w:r>
+      <w:hyperlink r:id="rId23" w:history="1">
+        <w:r>
+          <w:rPr>
+            <w:rStyle w:val="Hyperlink"/>
+          </w:rPr>
+          <w:t>View Certificate</w:t>
+        </w:r>
+      </w:hyperlink>
+    </w:p>
+    <w:p>
       <w:r>
         <w:rPr>
           <w:noProof/>
         </w:rPr>
-        <w:pict w14:anchorId="31A4CFDA">
-          <v:rect id="_x0000_i1027" alt="" style="width:367.85pt;height:.05pt;mso-width-percent:0;mso-height-percent:0;mso-width-percent:0;mso-height-percent:0" o:hrpct="786" o:hralign="center" o:hrstd="t" o:hr="t" fillcolor="#a0a0a0" stroked="f"/>
+        <w:pict w14:anchorId="66F65105">
+          <v:rect id="_x0000_i1027" alt="" style="width:339.75pt;height:.05pt;mso-width-percent:0;mso-height-percent:0;mso-width-percent:0;mso-height-percent:0" o:hrpct="726" o:hralign="center" o:hrstd="t" o:hr="t" fillcolor="#a0a0a0" stroked="f"/>
         </w:pict>
       </w:r>
     </w:p>
@@ -1088,7 +1835,6 @@
         <w:rPr>
           <w:rStyle w:val="Strong"/>
         </w:rPr>
-        <w:lastRenderedPageBreak/>
         <w:t>English:</w:t>
       </w:r>
       <w:r>
@@ -1100,8 +1846,8 @@
         <w:rPr>
           <w:noProof/>
         </w:rPr>
-        <w:pict w14:anchorId="1AC6B112">
-          <v:rect id="_x0000_i1026" alt="" style="width:367.85pt;height:.05pt;mso-width-percent:0;mso-height-percent:0;mso-width-percent:0;mso-height-percent:0" o:hrpct="786" o:hralign="center" o:hrstd="t" o:hr="t" fillcolor="#a0a0a0" stroked="f"/>
+        <w:pict w14:anchorId="24014727">
+          <v:rect id="_x0000_i1026" alt="" style="width:339.75pt;height:.05pt;mso-width-percent:0;mso-height-percent:0;mso-width-percent:0;mso-height-percent:0" o:hrpct="726" o:hralign="center" o:hrstd="t" o:hr="t" fillcolor="#a0a0a0" stroked="f"/>
         </w:pict>
       </w:r>
     </w:p>
@@ -1110,6 +1856,7 @@
         <w:pStyle w:val="Heading3"/>
       </w:pPr>
       <w:r>
+        <w:lastRenderedPageBreak/>
         <w:t>KEY ACHIEVEMENTS</w:t>
       </w:r>
     </w:p>
@@ -1119,21 +1866,9 @@
           <w:ilvl w:val="0"/>
           <w:numId w:val="17"/>
         </w:numPr>
-        <w:spacing w:before="100" w:beforeAutospacing="1" w:after="100" w:afterAutospacing="1" w:line="240" w:lineRule="auto"/>
-        <w:rPr>
-          <w:rFonts w:ascii="Times New Roman" w:eastAsia="Times New Roman" w:hAnsi="Times New Roman" w:cs="Times New Roman"/>
-          <w:sz w:val="24"/>
-          <w:szCs w:val="24"/>
-          <w:lang w:val="en-EG"/>
-        </w:rPr>
-      </w:pPr>
-      <w:r>
-        <w:rPr>
-          <w:rFonts w:ascii="Times New Roman" w:eastAsia="Times New Roman" w:hAnsi="Times New Roman" w:cs="Times New Roman"/>
-          <w:sz w:val="24"/>
-          <w:szCs w:val="24"/>
-          <w:lang w:val="en-EG"/>
-        </w:rPr>
+        <w:spacing w:before="100" w:beforeAutospacing="1" w:after="100" w:afterAutospacing="1"/>
+      </w:pPr>
+      <w:r>
         <w:t>President, The Innovation Society — Led initiatives to foster innovation and technical growth.</w:t>
       </w:r>
     </w:p>
@@ -1143,22 +1878,16 @@
           <w:ilvl w:val="0"/>
           <w:numId w:val="17"/>
         </w:numPr>
-        <w:spacing w:before="100" w:beforeAutospacing="1" w:after="100" w:afterAutospacing="1" w:line="240" w:lineRule="auto"/>
-        <w:rPr>
-          <w:rFonts w:ascii="Times New Roman" w:eastAsia="Times New Roman" w:hAnsi="Times New Roman" w:cs="Times New Roman"/>
-          <w:sz w:val="24"/>
-          <w:szCs w:val="24"/>
-          <w:lang w:val="en-EG"/>
-        </w:rPr>
-      </w:pPr>
-      <w:r>
-        <w:rPr>
-          <w:rFonts w:ascii="Times New Roman" w:eastAsia="Times New Roman" w:hAnsi="Times New Roman" w:cs="Times New Roman"/>
-          <w:sz w:val="24"/>
-          <w:szCs w:val="24"/>
-          <w:lang w:val="en-EG"/>
-        </w:rPr>
-        <w:t>Actively mentoring and training peers on Machine Learning concepts within GDSC.</w:t>
+        <w:spacing w:before="100" w:beforeAutospacing="1" w:after="100" w:afterAutospacing="1"/>
+      </w:pPr>
+      <w:r>
+        <w:t>Actively mentoring and training peers on Machine Learning concepts within G</w:t>
+      </w:r>
+      <w:r>
+        <w:t>DG</w:t>
+      </w:r>
+      <w:r>
+        <w:t>.</w:t>
       </w:r>
     </w:p>
     <w:p>
@@ -1167,44 +1896,19 @@
           <w:ilvl w:val="0"/>
           <w:numId w:val="17"/>
         </w:numPr>
-        <w:spacing w:before="100" w:beforeAutospacing="1" w:after="100" w:afterAutospacing="1" w:line="240" w:lineRule="auto"/>
-        <w:rPr>
-          <w:rFonts w:ascii="Times New Roman" w:eastAsia="Times New Roman" w:hAnsi="Times New Roman" w:cs="Times New Roman"/>
-          <w:sz w:val="24"/>
-          <w:szCs w:val="24"/>
-          <w:lang w:val="en-EG"/>
-        </w:rPr>
-      </w:pPr>
-      <w:r>
-        <w:rPr>
-          <w:rFonts w:ascii="Times New Roman" w:eastAsia="Times New Roman" w:hAnsi="Times New Roman" w:cs="Times New Roman"/>
-          <w:sz w:val="24"/>
-          <w:szCs w:val="24"/>
-          <w:lang w:val="en-EG"/>
-        </w:rPr>
+        <w:spacing w:before="100" w:beforeAutospacing="1" w:after="100" w:afterAutospacing="1"/>
+      </w:pPr>
+      <w:r>
         <w:t>Successfully completed multiple machine learning projects demonstrating real-world impact and technical excellence.</w:t>
       </w:r>
     </w:p>
     <w:p>
-      <w:pPr>
-        <w:spacing w:after="0" w:line="240" w:lineRule="auto"/>
+      <w:r>
         <w:rPr>
-          <w:rFonts w:ascii="Times New Roman" w:eastAsia="Times New Roman" w:hAnsi="Times New Roman" w:cs="Times New Roman"/>
-          <w:sz w:val="24"/>
-          <w:szCs w:val="24"/>
-          <w:lang w:val="en-EG"/>
+          <w:noProof/>
         </w:rPr>
-      </w:pPr>
-      <w:r>
-        <w:rPr>
-          <w:rFonts w:ascii="Times New Roman" w:eastAsia="Times New Roman" w:hAnsi="Times New Roman" w:cs="Times New Roman"/>
-          <w:noProof/>
-          <w:sz w:val="24"/>
-          <w:szCs w:val="24"/>
-          <w:lang w:val="en-EG"/>
-        </w:rPr>
-        <w:pict w14:anchorId="55760923">
-          <v:rect id="_x0000_i1025" alt="" style="width:398.75pt;height:.05pt;mso-width-percent:0;mso-height-percent:0;mso-width-percent:0;mso-height-percent:0" o:hrpct="852" o:hralign="center" o:hrstd="t" o:hr="t" fillcolor="#a0a0a0" stroked="f"/>
+        <w:pict w14:anchorId="33A0DD9C">
+          <v:rect id="_x0000_i1025" alt="" style="width:367.85pt;height:.05pt;mso-width-percent:0;mso-height-percent:0;mso-width-percent:0;mso-height-percent:0" o:hrpct="786" o:hralign="center" o:hrstd="t" o:hr="t" fillcolor="#a0a0a0" stroked="f"/>
         </w:pict>
       </w:r>
     </w:p>
@@ -3179,7 +3883,16 @@
   <w:style w:type="paragraph" w:default="1" w:styleId="Normal">
     <w:name w:val="Normal"/>
     <w:qFormat/>
-    <w:rsid w:val="00FC693F"/>
+    <w:rsid w:val="007F676D"/>
+    <w:pPr>
+      <w:spacing w:after="0" w:line="240" w:lineRule="auto"/>
+    </w:pPr>
+    <w:rPr>
+      <w:rFonts w:ascii="Times New Roman" w:eastAsia="Times New Roman" w:hAnsi="Times New Roman" w:cs="Times New Roman"/>
+      <w:sz w:val="24"/>
+      <w:szCs w:val="24"/>
+      <w:lang w:val="en-EG"/>
+    </w:rPr>
   </w:style>
   <w:style w:type="paragraph" w:styleId="Heading1">
     <w:name w:val="heading 1"/>
@@ -3192,7 +3905,7 @@
     <w:pPr>
       <w:keepNext/>
       <w:keepLines/>
-      <w:spacing w:before="480" w:after="0"/>
+      <w:spacing w:before="480" w:line="276" w:lineRule="auto"/>
       <w:outlineLvl w:val="0"/>
     </w:pPr>
     <w:rPr>
@@ -3202,6 +3915,7 @@
       <w:color w:val="365F91" w:themeColor="accent1" w:themeShade="BF"/>
       <w:sz w:val="28"/>
       <w:szCs w:val="28"/>
+      <w:lang w:val="en-US"/>
     </w:rPr>
   </w:style>
   <w:style w:type="paragraph" w:styleId="Heading2">
@@ -3216,7 +3930,7 @@
     <w:pPr>
       <w:keepNext/>
       <w:keepLines/>
-      <w:spacing w:before="200" w:after="0"/>
+      <w:spacing w:before="200" w:line="276" w:lineRule="auto"/>
       <w:outlineLvl w:val="1"/>
     </w:pPr>
     <w:rPr>
@@ -3226,6 +3940,7 @@
       <w:color w:val="4F81BD" w:themeColor="accent1"/>
       <w:sz w:val="26"/>
       <w:szCs w:val="26"/>
+      <w:lang w:val="en-US"/>
     </w:rPr>
   </w:style>
   <w:style w:type="paragraph" w:styleId="Heading3">
@@ -3240,7 +3955,7 @@
     <w:pPr>
       <w:keepNext/>
       <w:keepLines/>
-      <w:spacing w:before="200" w:after="0"/>
+      <w:spacing w:before="200" w:line="276" w:lineRule="auto"/>
       <w:outlineLvl w:val="2"/>
     </w:pPr>
     <w:rPr>
@@ -3248,6 +3963,9 @@
       <w:b/>
       <w:bCs/>
       <w:color w:val="4F81BD" w:themeColor="accent1"/>
+      <w:sz w:val="22"/>
+      <w:szCs w:val="22"/>
+      <w:lang w:val="en-US"/>
     </w:rPr>
   </w:style>
   <w:style w:type="paragraph" w:styleId="Heading4">
@@ -3263,7 +3981,7 @@
     <w:pPr>
       <w:keepNext/>
       <w:keepLines/>
-      <w:spacing w:before="200" w:after="0"/>
+      <w:spacing w:before="200" w:line="276" w:lineRule="auto"/>
       <w:outlineLvl w:val="3"/>
     </w:pPr>
     <w:rPr>
@@ -3273,6 +3991,9 @@
       <w:i/>
       <w:iCs/>
       <w:color w:val="4F81BD" w:themeColor="accent1"/>
+      <w:sz w:val="22"/>
+      <w:szCs w:val="22"/>
+      <w:lang w:val="en-US"/>
     </w:rPr>
   </w:style>
   <w:style w:type="paragraph" w:styleId="Heading5">
@@ -3288,12 +4009,15 @@
     <w:pPr>
       <w:keepNext/>
       <w:keepLines/>
-      <w:spacing w:before="200" w:after="0"/>
+      <w:spacing w:before="200" w:line="276" w:lineRule="auto"/>
       <w:outlineLvl w:val="4"/>
     </w:pPr>
     <w:rPr>
       <w:rFonts w:asciiTheme="majorHAnsi" w:eastAsiaTheme="majorEastAsia" w:hAnsiTheme="majorHAnsi" w:cstheme="majorBidi"/>
       <w:color w:val="243F60" w:themeColor="accent1" w:themeShade="7F"/>
+      <w:sz w:val="22"/>
+      <w:szCs w:val="22"/>
+      <w:lang w:val="en-US"/>
     </w:rPr>
   </w:style>
   <w:style w:type="paragraph" w:styleId="Heading6">
@@ -3309,7 +4033,7 @@
     <w:pPr>
       <w:keepNext/>
       <w:keepLines/>
-      <w:spacing w:before="200" w:after="0"/>
+      <w:spacing w:before="200" w:line="276" w:lineRule="auto"/>
       <w:outlineLvl w:val="5"/>
     </w:pPr>
     <w:rPr>
@@ -3317,6 +4041,9 @@
       <w:i/>
       <w:iCs/>
       <w:color w:val="243F60" w:themeColor="accent1" w:themeShade="7F"/>
+      <w:sz w:val="22"/>
+      <w:szCs w:val="22"/>
+      <w:lang w:val="en-US"/>
     </w:rPr>
   </w:style>
   <w:style w:type="paragraph" w:styleId="Heading7">
@@ -3332,7 +4059,7 @@
     <w:pPr>
       <w:keepNext/>
       <w:keepLines/>
-      <w:spacing w:before="200" w:after="0"/>
+      <w:spacing w:before="200" w:line="276" w:lineRule="auto"/>
       <w:outlineLvl w:val="6"/>
     </w:pPr>
     <w:rPr>
@@ -3340,6 +4067,9 @@
       <w:i/>
       <w:iCs/>
       <w:color w:val="404040" w:themeColor="text1" w:themeTint="BF"/>
+      <w:sz w:val="22"/>
+      <w:szCs w:val="22"/>
+      <w:lang w:val="en-US"/>
     </w:rPr>
   </w:style>
   <w:style w:type="paragraph" w:styleId="Heading8">
@@ -3355,7 +4085,7 @@
     <w:pPr>
       <w:keepNext/>
       <w:keepLines/>
-      <w:spacing w:before="200" w:after="0"/>
+      <w:spacing w:before="200" w:line="276" w:lineRule="auto"/>
       <w:outlineLvl w:val="7"/>
     </w:pPr>
     <w:rPr>
@@ -3363,6 +4093,7 @@
       <w:color w:val="4F81BD" w:themeColor="accent1"/>
       <w:sz w:val="20"/>
       <w:szCs w:val="20"/>
+      <w:lang w:val="en-US"/>
     </w:rPr>
   </w:style>
   <w:style w:type="paragraph" w:styleId="Heading9">
@@ -3378,7 +4109,7 @@
     <w:pPr>
       <w:keepNext/>
       <w:keepLines/>
-      <w:spacing w:before="200" w:after="0"/>
+      <w:spacing w:before="200" w:line="276" w:lineRule="auto"/>
       <w:outlineLvl w:val="8"/>
     </w:pPr>
     <w:rPr>
@@ -3388,6 +4119,7 @@
       <w:color w:val="404040" w:themeColor="text1" w:themeTint="BF"/>
       <w:sz w:val="20"/>
       <w:szCs w:val="20"/>
+      <w:lang w:val="en-US"/>
     </w:rPr>
   </w:style>
   <w:style w:type="character" w:default="1" w:styleId="DefaultParagraphFont">
@@ -3429,8 +4161,13 @@
         <w:tab w:val="center" w:pos="4680"/>
         <w:tab w:val="right" w:pos="9360"/>
       </w:tabs>
-      <w:spacing w:after="0" w:line="240" w:lineRule="auto"/>
     </w:pPr>
+    <w:rPr>
+      <w:rFonts w:asciiTheme="minorHAnsi" w:eastAsiaTheme="minorEastAsia" w:hAnsiTheme="minorHAnsi" w:cstheme="minorBidi"/>
+      <w:sz w:val="22"/>
+      <w:szCs w:val="22"/>
+      <w:lang w:val="en-US"/>
+    </w:rPr>
   </w:style>
   <w:style w:type="character" w:customStyle="1" w:styleId="HeaderChar">
     <w:name w:val="Header Char"/>
@@ -3451,8 +4188,13 @@
         <w:tab w:val="center" w:pos="4680"/>
         <w:tab w:val="right" w:pos="9360"/>
       </w:tabs>
-      <w:spacing w:after="0" w:line="240" w:lineRule="auto"/>
     </w:pPr>
+    <w:rPr>
+      <w:rFonts w:asciiTheme="minorHAnsi" w:eastAsiaTheme="minorEastAsia" w:hAnsiTheme="minorHAnsi" w:cstheme="minorBidi"/>
+      <w:sz w:val="22"/>
+      <w:szCs w:val="22"/>
+      <w:lang w:val="en-US"/>
+    </w:rPr>
   </w:style>
   <w:style w:type="character" w:customStyle="1" w:styleId="FooterChar">
     <w:name w:val="Footer Char"/>
@@ -3525,7 +4267,7 @@
       <w:pBdr>
         <w:bottom w:val="single" w:sz="8" w:space="4" w:color="4F81BD" w:themeColor="accent1"/>
       </w:pBdr>
-      <w:spacing w:after="300" w:line="240" w:lineRule="auto"/>
+      <w:spacing w:after="300"/>
       <w:contextualSpacing/>
     </w:pPr>
     <w:rPr>
@@ -3535,6 +4277,7 @@
       <w:kern w:val="28"/>
       <w:sz w:val="52"/>
       <w:szCs w:val="52"/>
+      <w:lang w:val="en-US"/>
     </w:rPr>
   </w:style>
   <w:style w:type="character" w:customStyle="1" w:styleId="TitleChar">
@@ -3564,6 +4307,7 @@
       <w:numPr>
         <w:ilvl w:val="1"/>
       </w:numPr>
+      <w:spacing w:after="200" w:line="276" w:lineRule="auto"/>
     </w:pPr>
     <w:rPr>
       <w:rFonts w:asciiTheme="majorHAnsi" w:eastAsiaTheme="majorEastAsia" w:hAnsiTheme="majorHAnsi" w:cstheme="majorBidi"/>
@@ -3571,8 +4315,7 @@
       <w:iCs/>
       <w:color w:val="4F81BD" w:themeColor="accent1"/>
       <w:spacing w:val="15"/>
-      <w:sz w:val="24"/>
-      <w:szCs w:val="24"/>
+      <w:lang w:val="en-US"/>
     </w:rPr>
   </w:style>
   <w:style w:type="character" w:customStyle="1" w:styleId="SubtitleChar">
@@ -3598,9 +4341,16 @@
     <w:qFormat/>
     <w:rsid w:val="00FC693F"/>
     <w:pPr>
+      <w:spacing w:after="200" w:line="276" w:lineRule="auto"/>
       <w:ind w:left="720"/>
       <w:contextualSpacing/>
     </w:pPr>
+    <w:rPr>
+      <w:rFonts w:asciiTheme="minorHAnsi" w:eastAsiaTheme="minorEastAsia" w:hAnsiTheme="minorHAnsi" w:cstheme="minorBidi"/>
+      <w:sz w:val="22"/>
+      <w:szCs w:val="22"/>
+      <w:lang w:val="en-US"/>
+    </w:rPr>
   </w:style>
   <w:style w:type="paragraph" w:styleId="BodyText">
     <w:name w:val="Body Text"/>
@@ -3610,8 +4360,14 @@
     <w:unhideWhenUsed/>
     <w:rsid w:val="00AA1D8D"/>
     <w:pPr>
-      <w:spacing w:after="120"/>
+      <w:spacing w:after="120" w:line="276" w:lineRule="auto"/>
     </w:pPr>
+    <w:rPr>
+      <w:rFonts w:asciiTheme="minorHAnsi" w:eastAsiaTheme="minorEastAsia" w:hAnsiTheme="minorHAnsi" w:cstheme="minorBidi"/>
+      <w:sz w:val="22"/>
+      <w:szCs w:val="22"/>
+      <w:lang w:val="en-US"/>
+    </w:rPr>
   </w:style>
   <w:style w:type="character" w:customStyle="1" w:styleId="BodyTextChar">
     <w:name w:val="Body Text Char"/>
@@ -3630,6 +4386,12 @@
     <w:pPr>
       <w:spacing w:after="120" w:line="480" w:lineRule="auto"/>
     </w:pPr>
+    <w:rPr>
+      <w:rFonts w:asciiTheme="minorHAnsi" w:eastAsiaTheme="minorEastAsia" w:hAnsiTheme="minorHAnsi" w:cstheme="minorBidi"/>
+      <w:sz w:val="22"/>
+      <w:szCs w:val="22"/>
+      <w:lang w:val="en-US"/>
+    </w:rPr>
   </w:style>
   <w:style w:type="character" w:customStyle="1" w:styleId="BodyText2Char">
     <w:name w:val="Body Text 2 Char"/>
@@ -3646,11 +4408,13 @@
     <w:unhideWhenUsed/>
     <w:rsid w:val="00AA1D8D"/>
     <w:pPr>
-      <w:spacing w:after="120"/>
+      <w:spacing w:after="120" w:line="276" w:lineRule="auto"/>
     </w:pPr>
     <w:rPr>
+      <w:rFonts w:asciiTheme="minorHAnsi" w:eastAsiaTheme="minorEastAsia" w:hAnsiTheme="minorHAnsi" w:cstheme="minorBidi"/>
       <w:sz w:val="16"/>
       <w:szCs w:val="16"/>
+      <w:lang w:val="en-US"/>
     </w:rPr>
   </w:style>
   <w:style w:type="character" w:customStyle="1" w:styleId="BodyText3Char">
@@ -3671,9 +4435,16 @@
     <w:unhideWhenUsed/>
     <w:rsid w:val="00AA1D8D"/>
     <w:pPr>
+      <w:spacing w:after="200" w:line="276" w:lineRule="auto"/>
       <w:ind w:left="360" w:hanging="360"/>
       <w:contextualSpacing/>
     </w:pPr>
+    <w:rPr>
+      <w:rFonts w:asciiTheme="minorHAnsi" w:eastAsiaTheme="minorEastAsia" w:hAnsiTheme="minorHAnsi" w:cstheme="minorBidi"/>
+      <w:sz w:val="22"/>
+      <w:szCs w:val="22"/>
+      <w:lang w:val="en-US"/>
+    </w:rPr>
   </w:style>
   <w:style w:type="paragraph" w:styleId="List2">
     <w:name w:val="List 2"/>
@@ -3682,9 +4453,16 @@
     <w:unhideWhenUsed/>
     <w:rsid w:val="00326F90"/>
     <w:pPr>
+      <w:spacing w:after="200" w:line="276" w:lineRule="auto"/>
       <w:ind w:left="720" w:hanging="360"/>
       <w:contextualSpacing/>
     </w:pPr>
+    <w:rPr>
+      <w:rFonts w:asciiTheme="minorHAnsi" w:eastAsiaTheme="minorEastAsia" w:hAnsiTheme="minorHAnsi" w:cstheme="minorBidi"/>
+      <w:sz w:val="22"/>
+      <w:szCs w:val="22"/>
+      <w:lang w:val="en-US"/>
+    </w:rPr>
   </w:style>
   <w:style w:type="paragraph" w:styleId="List3">
     <w:name w:val="List 3"/>
@@ -3693,9 +4471,16 @@
     <w:unhideWhenUsed/>
     <w:rsid w:val="00326F90"/>
     <w:pPr>
+      <w:spacing w:after="200" w:line="276" w:lineRule="auto"/>
       <w:ind w:left="1080" w:hanging="360"/>
       <w:contextualSpacing/>
     </w:pPr>
+    <w:rPr>
+      <w:rFonts w:asciiTheme="minorHAnsi" w:eastAsiaTheme="minorEastAsia" w:hAnsiTheme="minorHAnsi" w:cstheme="minorBidi"/>
+      <w:sz w:val="22"/>
+      <w:szCs w:val="22"/>
+      <w:lang w:val="en-US"/>
+    </w:rPr>
   </w:style>
   <w:style w:type="paragraph" w:styleId="ListBullet">
     <w:name w:val="List Bullet"/>
@@ -3707,8 +4492,15 @@
       <w:numPr>
         <w:numId w:val="1"/>
       </w:numPr>
+      <w:spacing w:after="200" w:line="276" w:lineRule="auto"/>
       <w:contextualSpacing/>
     </w:pPr>
+    <w:rPr>
+      <w:rFonts w:asciiTheme="minorHAnsi" w:eastAsiaTheme="minorEastAsia" w:hAnsiTheme="minorHAnsi" w:cstheme="minorBidi"/>
+      <w:sz w:val="22"/>
+      <w:szCs w:val="22"/>
+      <w:lang w:val="en-US"/>
+    </w:rPr>
   </w:style>
   <w:style w:type="paragraph" w:styleId="ListBullet2">
     <w:name w:val="List Bullet 2"/>
@@ -3720,8 +4512,15 @@
       <w:numPr>
         <w:numId w:val="2"/>
       </w:numPr>
+      <w:spacing w:after="200" w:line="276" w:lineRule="auto"/>
       <w:contextualSpacing/>
     </w:pPr>
+    <w:rPr>
+      <w:rFonts w:asciiTheme="minorHAnsi" w:eastAsiaTheme="minorEastAsia" w:hAnsiTheme="minorHAnsi" w:cstheme="minorBidi"/>
+      <w:sz w:val="22"/>
+      <w:szCs w:val="22"/>
+      <w:lang w:val="en-US"/>
+    </w:rPr>
   </w:style>
   <w:style w:type="paragraph" w:styleId="ListBullet3">
     <w:name w:val="List Bullet 3"/>
@@ -3733,8 +4532,15 @@
       <w:numPr>
         <w:numId w:val="3"/>
       </w:numPr>
+      <w:spacing w:after="200" w:line="276" w:lineRule="auto"/>
       <w:contextualSpacing/>
     </w:pPr>
+    <w:rPr>
+      <w:rFonts w:asciiTheme="minorHAnsi" w:eastAsiaTheme="minorEastAsia" w:hAnsiTheme="minorHAnsi" w:cstheme="minorBidi"/>
+      <w:sz w:val="22"/>
+      <w:szCs w:val="22"/>
+      <w:lang w:val="en-US"/>
+    </w:rPr>
   </w:style>
   <w:style w:type="paragraph" w:styleId="ListNumber">
     <w:name w:val="List Number"/>
@@ -3746,8 +4552,15 @@
       <w:numPr>
         <w:numId w:val="5"/>
       </w:numPr>
+      <w:spacing w:after="200" w:line="276" w:lineRule="auto"/>
       <w:contextualSpacing/>
     </w:pPr>
+    <w:rPr>
+      <w:rFonts w:asciiTheme="minorHAnsi" w:eastAsiaTheme="minorEastAsia" w:hAnsiTheme="minorHAnsi" w:cstheme="minorBidi"/>
+      <w:sz w:val="22"/>
+      <w:szCs w:val="22"/>
+      <w:lang w:val="en-US"/>
+    </w:rPr>
   </w:style>
   <w:style w:type="paragraph" w:styleId="ListNumber2">
     <w:name w:val="List Number 2"/>
@@ -3759,8 +4572,15 @@
       <w:numPr>
         <w:numId w:val="6"/>
       </w:numPr>
+      <w:spacing w:after="200" w:line="276" w:lineRule="auto"/>
       <w:contextualSpacing/>
     </w:pPr>
+    <w:rPr>
+      <w:rFonts w:asciiTheme="minorHAnsi" w:eastAsiaTheme="minorEastAsia" w:hAnsiTheme="minorHAnsi" w:cstheme="minorBidi"/>
+      <w:sz w:val="22"/>
+      <w:szCs w:val="22"/>
+      <w:lang w:val="en-US"/>
+    </w:rPr>
   </w:style>
   <w:style w:type="paragraph" w:styleId="ListNumber3">
     <w:name w:val="List Number 3"/>
@@ -3772,8 +4592,15 @@
       <w:numPr>
         <w:numId w:val="7"/>
       </w:numPr>
+      <w:spacing w:after="200" w:line="276" w:lineRule="auto"/>
       <w:contextualSpacing/>
     </w:pPr>
+    <w:rPr>
+      <w:rFonts w:asciiTheme="minorHAnsi" w:eastAsiaTheme="minorEastAsia" w:hAnsiTheme="minorHAnsi" w:cstheme="minorBidi"/>
+      <w:sz w:val="22"/>
+      <w:szCs w:val="22"/>
+      <w:lang w:val="en-US"/>
+    </w:rPr>
   </w:style>
   <w:style w:type="paragraph" w:styleId="ListContinue">
     <w:name w:val="List Continue"/>
@@ -3782,10 +4609,16 @@
     <w:unhideWhenUsed/>
     <w:rsid w:val="0029639D"/>
     <w:pPr>
-      <w:spacing w:after="120"/>
+      <w:spacing w:after="120" w:line="276" w:lineRule="auto"/>
       <w:ind w:left="360"/>
       <w:contextualSpacing/>
     </w:pPr>
+    <w:rPr>
+      <w:rFonts w:asciiTheme="minorHAnsi" w:eastAsiaTheme="minorEastAsia" w:hAnsiTheme="minorHAnsi" w:cstheme="minorBidi"/>
+      <w:sz w:val="22"/>
+      <w:szCs w:val="22"/>
+      <w:lang w:val="en-US"/>
+    </w:rPr>
   </w:style>
   <w:style w:type="paragraph" w:styleId="ListContinue2">
     <w:name w:val="List Continue 2"/>
@@ -3794,10 +4627,16 @@
     <w:unhideWhenUsed/>
     <w:rsid w:val="0029639D"/>
     <w:pPr>
-      <w:spacing w:after="120"/>
+      <w:spacing w:after="120" w:line="276" w:lineRule="auto"/>
       <w:ind w:left="720"/>
       <w:contextualSpacing/>
     </w:pPr>
+    <w:rPr>
+      <w:rFonts w:asciiTheme="minorHAnsi" w:eastAsiaTheme="minorEastAsia" w:hAnsiTheme="minorHAnsi" w:cstheme="minorBidi"/>
+      <w:sz w:val="22"/>
+      <w:szCs w:val="22"/>
+      <w:lang w:val="en-US"/>
+    </w:rPr>
   </w:style>
   <w:style w:type="paragraph" w:styleId="ListContinue3">
     <w:name w:val="List Continue 3"/>
@@ -3806,10 +4645,16 @@
     <w:unhideWhenUsed/>
     <w:rsid w:val="0029639D"/>
     <w:pPr>
-      <w:spacing w:after="120"/>
+      <w:spacing w:after="120" w:line="276" w:lineRule="auto"/>
       <w:ind w:left="1080"/>
       <w:contextualSpacing/>
     </w:pPr>
+    <w:rPr>
+      <w:rFonts w:asciiTheme="minorHAnsi" w:eastAsiaTheme="minorEastAsia" w:hAnsiTheme="minorHAnsi" w:cstheme="minorBidi"/>
+      <w:sz w:val="22"/>
+      <w:szCs w:val="22"/>
+      <w:lang w:val="en-US"/>
+    </w:rPr>
   </w:style>
   <w:style w:type="paragraph" w:styleId="MacroText">
     <w:name w:val="macro"/>
@@ -3854,10 +4699,17 @@
     <w:uiPriority w:val="29"/>
     <w:qFormat/>
     <w:rsid w:val="00FC693F"/>
+    <w:pPr>
+      <w:spacing w:after="200" w:line="276" w:lineRule="auto"/>
+    </w:pPr>
     <w:rPr>
+      <w:rFonts w:asciiTheme="minorHAnsi" w:eastAsiaTheme="minorEastAsia" w:hAnsiTheme="minorHAnsi" w:cstheme="minorBidi"/>
       <w:i/>
       <w:iCs/>
       <w:color w:val="000000" w:themeColor="text1"/>
+      <w:sz w:val="22"/>
+      <w:szCs w:val="22"/>
+      <w:lang w:val="en-US"/>
     </w:rPr>
   </w:style>
   <w:style w:type="character" w:customStyle="1" w:styleId="QuoteChar">
@@ -3968,14 +4820,16 @@
     <w:qFormat/>
     <w:rsid w:val="00FC693F"/>
     <w:pPr>
-      <w:spacing w:line="240" w:lineRule="auto"/>
+      <w:spacing w:after="200"/>
     </w:pPr>
     <w:rPr>
+      <w:rFonts w:asciiTheme="minorHAnsi" w:eastAsiaTheme="minorEastAsia" w:hAnsiTheme="minorHAnsi" w:cstheme="minorBidi"/>
       <w:b/>
       <w:bCs/>
       <w:color w:val="4F81BD" w:themeColor="accent1"/>
       <w:sz w:val="18"/>
       <w:szCs w:val="18"/>
+      <w:lang w:val="en-US"/>
     </w:rPr>
   </w:style>
   <w:style w:type="character" w:styleId="Strong">
@@ -4012,15 +4866,19 @@
       <w:pBdr>
         <w:bottom w:val="single" w:sz="4" w:space="4" w:color="4F81BD" w:themeColor="accent1"/>
       </w:pBdr>
-      <w:spacing w:before="200" w:after="280"/>
+      <w:spacing w:before="200" w:after="280" w:line="276" w:lineRule="auto"/>
       <w:ind w:left="936" w:right="936"/>
     </w:pPr>
     <w:rPr>
+      <w:rFonts w:asciiTheme="minorHAnsi" w:eastAsiaTheme="minorEastAsia" w:hAnsiTheme="minorHAnsi" w:cstheme="minorBidi"/>
       <w:b/>
       <w:bCs/>
       <w:i/>
       <w:iCs/>
       <w:color w:val="4F81BD" w:themeColor="accent1"/>
+      <w:sz w:val="22"/>
+      <w:szCs w:val="22"/>
+      <w:lang w:val="en-US"/>
     </w:rPr>
   </w:style>
   <w:style w:type="character" w:customStyle="1" w:styleId="IntenseQuoteChar">
@@ -14200,13 +15058,19 @@
     <w:unhideWhenUsed/>
     <w:rsid w:val="004B6DC0"/>
     <w:pPr>
-      <w:spacing w:before="100" w:beforeAutospacing="1" w:after="100" w:afterAutospacing="1" w:line="240" w:lineRule="auto"/>
+      <w:spacing w:before="100" w:beforeAutospacing="1" w:after="100" w:afterAutospacing="1"/>
     </w:pPr>
+  </w:style>
+  <w:style w:type="character" w:styleId="FollowedHyperlink">
+    <w:name w:val="FollowedHyperlink"/>
+    <w:basedOn w:val="DefaultParagraphFont"/>
+    <w:uiPriority w:val="99"/>
+    <w:semiHidden/>
+    <w:unhideWhenUsed/>
+    <w:rsid w:val="006B0A51"/>
     <w:rPr>
-      <w:rFonts w:ascii="Times New Roman" w:eastAsia="Times New Roman" w:hAnsi="Times New Roman" w:cs="Times New Roman"/>
-      <w:sz w:val="24"/>
-      <w:szCs w:val="24"/>
-      <w:lang w:val="en-EG"/>
+      <w:color w:val="800080" w:themeColor="followedHyperlink"/>
+      <w:u w:val="single"/>
     </w:rPr>
   </w:style>
 </w:styles>
